--- a/docs/01-sobre-a-plataforma/1-Sobre-a-Plataforma.docx
+++ b/docs/01-sobre-a-plataforma/1-Sobre-a-Plataforma.docx
@@ -176,6 +176,1168 @@
           <w:rtl w:val="0"/>
         </w:rPr>
         <w:t xml:space="preserve">.</w:t>
+      </w:r>
+    </w:p>
+    <w:p>
+      <w:pPr>
+        <w:pStyle w:val="Heading3"/>
+        <w:keepNext w:val="0"/>
+        <w:keepLines w:val="0"/>
+        <w:spacing w:before="280" w:lineRule="auto"/>
+        <w:jc w:val="both"/>
+        <w:rPr>
+          <w:b w:val="1"/>
+          <w:bCs w:val="1"/>
+          <w:color w:val="000000"/>
+          <w:sz w:val="26"/>
+          <w:szCs w:val="26"/>
+        </w:rPr>
+      </w:pPr>
+      <w:bookmarkStart w:colFirst="0" w:colLast="0" w:name="_8crhh58gq0sp" w:id="1"/>
+      <w:bookmarkEnd w:id="1"/>
+      <w:r>
+        <w:rPr>
+          <w:b w:val="1"/>
+          <w:bCs w:val="1"/>
+          <w:color w:val="000000"/>
+          <w:sz w:val="26"/>
+          <w:szCs w:val="26"/>
+          <w:rtl w:val="0"/>
+        </w:rPr>
+        <w:t xml:space="preserve">3.1 Objetivo do sistema</w:t>
+      </w:r>
+    </w:p>
+    <w:p>
+      <w:pPr>
+        <w:spacing w:after="240" w:before="240" w:lineRule="auto"/>
+        <w:jc w:val="both"/>
+        <w:rPr/>
+      </w:pPr>
+      <w:r>
+        <w:rPr>
+          <w:rtl w:val="0"/>
+        </w:rPr>
+        <w:t xml:space="preserve">A Plataforma de Inteligência e Análise de Futebol tem como objetivo </w:t>
+      </w:r>
+      <w:r>
+        <w:rPr>
+          <w:b w:val="1"/>
+          <w:bCs w:val="1"/>
+          <w:rtl w:val="0"/>
+        </w:rPr>
+        <w:t xml:space="preserve">coletar, organizar, tratar, modelar e disponibilizar dados relacionados ao futebol</w:t>
+      </w:r>
+      <w:r>
+        <w:rPr>
+          <w:rtl w:val="0"/>
+        </w:rPr>
+        <w:t xml:space="preserve">, permitindo a análise de jogadores, clubes, campeonatos e desempenho.</w:t>
+      </w:r>
+    </w:p>
+    <w:p>
+      <w:pPr>
+        <w:spacing w:after="240" w:before="240" w:lineRule="auto"/>
+        <w:jc w:val="both"/>
+        <w:rPr/>
+      </w:pPr>
+      <w:r>
+        <w:rPr>
+          <w:rtl w:val="0"/>
+        </w:rPr>
+        <w:t xml:space="preserve">A plataforma deverá transformar dados provenientes de fontes externas em informações estruturadas e preparadas para análise, passando pelas etapas de </w:t>
+      </w:r>
+      <w:r>
+        <w:rPr>
+          <w:b w:val="1"/>
+          <w:bCs w:val="1"/>
+          <w:rtl w:val="0"/>
+        </w:rPr>
+        <w:t xml:space="preserve">ingestão, validação, armazenamento, tratamento, padronização, modelagem e disponibilização da camada analítica</w:t>
+      </w:r>
+      <w:r>
+        <w:rPr>
+          <w:rtl w:val="0"/>
+        </w:rPr>
+        <w:t xml:space="preserve">.</w:t>
+      </w:r>
+    </w:p>
+    <w:p>
+      <w:pPr>
+        <w:spacing w:after="240" w:before="240" w:lineRule="auto"/>
+        <w:jc w:val="both"/>
+        <w:rPr/>
+      </w:pPr>
+      <w:r>
+        <w:rPr>
+          <w:rtl w:val="0"/>
+        </w:rPr>
+        <w:t xml:space="preserve">O projeto também tem como objetivo aplicar, de forma integrada, conceitos de </w:t>
+      </w:r>
+      <w:r>
+        <w:rPr>
+          <w:b w:val="1"/>
+          <w:bCs w:val="1"/>
+          <w:rtl w:val="0"/>
+        </w:rPr>
+        <w:t xml:space="preserve">engenharia de dados, modelagem de processos, desenvolvimento de software, banco de dados e Business Intelligence</w:t>
+      </w:r>
+      <w:r>
+        <w:rPr>
+          <w:rtl w:val="0"/>
+        </w:rPr>
+        <w:t xml:space="preserve">, utilizando documentação estruturada para permitir a rastreabilidade entre processos, requisitos, modelos e implementação.</w:t>
+      </w:r>
+    </w:p>
+    <w:p>
+      <w:pPr>
+        <w:spacing w:after="240" w:before="240" w:lineRule="auto"/>
+        <w:jc w:val="both"/>
+        <w:rPr/>
+      </w:pPr>
+      <w:r>
+        <w:pict>
+          <v:rect style="width:0.0pt;height:1.5pt" o:hr="t" o:hrstd="t" o:hralign="center" fillcolor="#A0A0A0" stroked="f"/>
+        </w:pict>
+      </w:r>
+      <w:r>
+        <w:rPr>
+          <w:rtl w:val="0"/>
+        </w:rPr>
+      </w:r>
+    </w:p>
+    <w:p>
+      <w:pPr>
+        <w:pStyle w:val="Heading3"/>
+        <w:keepNext w:val="0"/>
+        <w:keepLines w:val="0"/>
+        <w:spacing w:before="280" w:lineRule="auto"/>
+        <w:jc w:val="both"/>
+        <w:rPr>
+          <w:b w:val="1"/>
+          <w:bCs w:val="1"/>
+          <w:color w:val="000000"/>
+          <w:sz w:val="26"/>
+          <w:szCs w:val="26"/>
+        </w:rPr>
+      </w:pPr>
+      <w:bookmarkStart w:colFirst="0" w:colLast="0" w:name="_7y8rpew4ouk7" w:id="2"/>
+      <w:bookmarkEnd w:id="2"/>
+      <w:r>
+        <w:rPr>
+          <w:b w:val="1"/>
+          <w:bCs w:val="1"/>
+          <w:color w:val="000000"/>
+          <w:sz w:val="26"/>
+          <w:szCs w:val="26"/>
+          <w:rtl w:val="0"/>
+        </w:rPr>
+        <w:t xml:space="preserve">3.2 Escopo</w:t>
+      </w:r>
+    </w:p>
+    <w:p>
+      <w:pPr>
+        <w:spacing w:after="240" w:before="240" w:lineRule="auto"/>
+        <w:jc w:val="both"/>
+        <w:rPr/>
+      </w:pPr>
+      <w:r>
+        <w:rPr>
+          <w:rtl w:val="0"/>
+        </w:rPr>
+        <w:t xml:space="preserve">O escopo inicial da plataforma compreende o desenvolvimento de uma solução para tratamento e análise de dados de futebol, desde a obtenção dos dados até sua disponibilização para análise.</w:t>
+      </w:r>
+    </w:p>
+    <w:p>
+      <w:pPr>
+        <w:spacing w:after="240" w:before="240" w:lineRule="auto"/>
+        <w:jc w:val="both"/>
+        <w:rPr/>
+      </w:pPr>
+      <w:r>
+        <w:rPr>
+          <w:rtl w:val="0"/>
+        </w:rPr>
+        <w:t xml:space="preserve">Estão contempladas inicialmente as seguintes atividades:</w:t>
+      </w:r>
+    </w:p>
+    <w:p>
+      <w:pPr>
+        <w:numPr>
+          <w:ilvl w:val="0"/>
+          <w:numId w:val="1"/>
+        </w:numPr>
+        <w:spacing w:after="0" w:afterAutospacing="0" w:before="240" w:lineRule="auto"/>
+        <w:ind w:left="720" w:hanging="360"/>
+      </w:pPr>
+      <w:r>
+        <w:rPr>
+          <w:rtl w:val="0"/>
+        </w:rPr>
+        <w:t xml:space="preserve">Receber dados provenientes de fontes externas, como APIs de futebol;</w:t>
+      </w:r>
+    </w:p>
+    <w:p>
+      <w:pPr>
+        <w:numPr>
+          <w:ilvl w:val="0"/>
+          <w:numId w:val="1"/>
+        </w:numPr>
+        <w:spacing w:after="0" w:afterAutospacing="0" w:before="0" w:beforeAutospacing="0" w:lineRule="auto"/>
+        <w:ind w:left="720" w:hanging="360"/>
+      </w:pPr>
+      <w:r>
+        <w:rPr>
+          <w:rtl w:val="0"/>
+        </w:rPr>
+        <w:t xml:space="preserve">Validar os dados recebidos;</w:t>
+      </w:r>
+    </w:p>
+    <w:p>
+      <w:pPr>
+        <w:numPr>
+          <w:ilvl w:val="0"/>
+          <w:numId w:val="1"/>
+        </w:numPr>
+        <w:spacing w:after="0" w:afterAutospacing="0" w:before="0" w:beforeAutospacing="0" w:lineRule="auto"/>
+        <w:ind w:left="720" w:hanging="360"/>
+      </w:pPr>
+      <w:r>
+        <w:rPr>
+          <w:rtl w:val="0"/>
+        </w:rPr>
+        <w:t xml:space="preserve">Registrar ocorrências e dados inválidos;</w:t>
+      </w:r>
+    </w:p>
+    <w:p>
+      <w:pPr>
+        <w:numPr>
+          <w:ilvl w:val="0"/>
+          <w:numId w:val="1"/>
+        </w:numPr>
+        <w:spacing w:after="0" w:afterAutospacing="0" w:before="0" w:beforeAutospacing="0" w:lineRule="auto"/>
+        <w:ind w:left="720" w:hanging="360"/>
+      </w:pPr>
+      <w:r>
+        <w:rPr>
+          <w:rtl w:val="0"/>
+        </w:rPr>
+        <w:t xml:space="preserve">Armazenar os dados brutos;</w:t>
+      </w:r>
+    </w:p>
+    <w:p>
+      <w:pPr>
+        <w:numPr>
+          <w:ilvl w:val="0"/>
+          <w:numId w:val="1"/>
+        </w:numPr>
+        <w:spacing w:after="0" w:afterAutospacing="0" w:before="0" w:beforeAutospacing="0" w:lineRule="auto"/>
+        <w:ind w:left="720" w:hanging="360"/>
+      </w:pPr>
+      <w:r>
+        <w:rPr>
+          <w:rtl w:val="0"/>
+        </w:rPr>
+        <w:t xml:space="preserve">Identificar e tratar duplicidades;</w:t>
+      </w:r>
+    </w:p>
+    <w:p>
+      <w:pPr>
+        <w:numPr>
+          <w:ilvl w:val="0"/>
+          <w:numId w:val="1"/>
+        </w:numPr>
+        <w:spacing w:after="0" w:afterAutospacing="0" w:before="0" w:beforeAutospacing="0" w:lineRule="auto"/>
+        <w:ind w:left="720" w:hanging="360"/>
+      </w:pPr>
+      <w:r>
+        <w:rPr>
+          <w:rtl w:val="0"/>
+        </w:rPr>
+        <w:t xml:space="preserve">Tratar dados ausentes;</w:t>
+      </w:r>
+    </w:p>
+    <w:p>
+      <w:pPr>
+        <w:numPr>
+          <w:ilvl w:val="0"/>
+          <w:numId w:val="1"/>
+        </w:numPr>
+        <w:spacing w:after="0" w:afterAutospacing="0" w:before="0" w:beforeAutospacing="0" w:lineRule="auto"/>
+        <w:ind w:left="720" w:hanging="360"/>
+      </w:pPr>
+      <w:r>
+        <w:rPr>
+          <w:rtl w:val="0"/>
+        </w:rPr>
+        <w:t xml:space="preserve">Padronizar os dados;</w:t>
+      </w:r>
+    </w:p>
+    <w:p>
+      <w:pPr>
+        <w:numPr>
+          <w:ilvl w:val="0"/>
+          <w:numId w:val="1"/>
+        </w:numPr>
+        <w:spacing w:after="0" w:afterAutospacing="0" w:before="0" w:beforeAutospacing="0" w:lineRule="auto"/>
+        <w:ind w:left="720" w:hanging="360"/>
+      </w:pPr>
+      <w:r>
+        <w:rPr>
+          <w:rtl w:val="0"/>
+        </w:rPr>
+        <w:t xml:space="preserve">Validar tipos e regras de negócio;</w:t>
+      </w:r>
+    </w:p>
+    <w:p>
+      <w:pPr>
+        <w:numPr>
+          <w:ilvl w:val="0"/>
+          <w:numId w:val="1"/>
+        </w:numPr>
+        <w:spacing w:after="0" w:afterAutospacing="0" w:before="0" w:beforeAutospacing="0" w:lineRule="auto"/>
+        <w:ind w:left="720" w:hanging="360"/>
+      </w:pPr>
+      <w:r>
+        <w:rPr>
+          <w:rtl w:val="0"/>
+        </w:rPr>
+        <w:t xml:space="preserve">Modelar os dados utilizando estruturas de fatos e dimensões;</w:t>
+      </w:r>
+    </w:p>
+    <w:p>
+      <w:pPr>
+        <w:numPr>
+          <w:ilvl w:val="0"/>
+          <w:numId w:val="1"/>
+        </w:numPr>
+        <w:spacing w:after="0" w:afterAutospacing="0" w:before="0" w:beforeAutospacing="0" w:lineRule="auto"/>
+        <w:ind w:left="720" w:hanging="360"/>
+      </w:pPr>
+      <w:r>
+        <w:rPr>
+          <w:rtl w:val="0"/>
+        </w:rPr>
+        <w:t xml:space="preserve">Relacionar as entidades de dados;</w:t>
+      </w:r>
+    </w:p>
+    <w:p>
+      <w:pPr>
+        <w:numPr>
+          <w:ilvl w:val="0"/>
+          <w:numId w:val="1"/>
+        </w:numPr>
+        <w:spacing w:after="0" w:afterAutospacing="0" w:before="0" w:beforeAutospacing="0" w:lineRule="auto"/>
+        <w:ind w:left="720" w:hanging="360"/>
+      </w:pPr>
+      <w:r>
+        <w:rPr>
+          <w:rtl w:val="0"/>
+        </w:rPr>
+        <w:t xml:space="preserve">Validar o modelo;</w:t>
+      </w:r>
+    </w:p>
+    <w:p>
+      <w:pPr>
+        <w:numPr>
+          <w:ilvl w:val="0"/>
+          <w:numId w:val="1"/>
+        </w:numPr>
+        <w:spacing w:after="0" w:afterAutospacing="0" w:before="0" w:beforeAutospacing="0" w:lineRule="auto"/>
+        <w:ind w:left="720" w:hanging="360"/>
+      </w:pPr>
+      <w:r>
+        <w:rPr>
+          <w:rtl w:val="0"/>
+        </w:rPr>
+        <w:t xml:space="preserve">Disponibilizar uma camada analítica;</w:t>
+      </w:r>
+    </w:p>
+    <w:p>
+      <w:pPr>
+        <w:numPr>
+          <w:ilvl w:val="0"/>
+          <w:numId w:val="1"/>
+        </w:numPr>
+        <w:spacing w:after="0" w:afterAutospacing="0" w:before="0" w:beforeAutospacing="0" w:lineRule="auto"/>
+        <w:ind w:left="720" w:hanging="360"/>
+      </w:pPr>
+      <w:r>
+        <w:rPr>
+          <w:rtl w:val="0"/>
+        </w:rPr>
+        <w:t xml:space="preserve">Permitir consultas e análises sobre jogadores, clubes e campeonatos;</w:t>
+      </w:r>
+    </w:p>
+    <w:p>
+      <w:pPr>
+        <w:numPr>
+          <w:ilvl w:val="0"/>
+          <w:numId w:val="1"/>
+        </w:numPr>
+        <w:spacing w:after="0" w:afterAutospacing="0" w:before="0" w:beforeAutospacing="0" w:lineRule="auto"/>
+        <w:ind w:left="720" w:hanging="360"/>
+      </w:pPr>
+      <w:r>
+        <w:rPr>
+          <w:rtl w:val="0"/>
+        </w:rPr>
+        <w:t xml:space="preserve">Comparar informações de desempenho;</w:t>
+      </w:r>
+    </w:p>
+    <w:p>
+      <w:pPr>
+        <w:numPr>
+          <w:ilvl w:val="0"/>
+          <w:numId w:val="1"/>
+        </w:numPr>
+        <w:spacing w:after="0" w:afterAutospacing="0" w:before="0" w:beforeAutospacing="0" w:lineRule="auto"/>
+        <w:ind w:left="720" w:hanging="360"/>
+      </w:pPr>
+      <w:r>
+        <w:rPr>
+          <w:rtl w:val="0"/>
+        </w:rPr>
+        <w:t xml:space="preserve">Criar e disponibilizar indicadores para análise;</w:t>
+      </w:r>
+    </w:p>
+    <w:p>
+      <w:pPr>
+        <w:numPr>
+          <w:ilvl w:val="0"/>
+          <w:numId w:val="1"/>
+        </w:numPr>
+        <w:spacing w:after="240" w:before="0" w:beforeAutospacing="0" w:lineRule="auto"/>
+        <w:ind w:left="720" w:hanging="360"/>
+      </w:pPr>
+      <w:r>
+        <w:rPr>
+          <w:rtl w:val="0"/>
+        </w:rPr>
+        <w:t xml:space="preserve">Utilizar o Power BI para consumo e visualização das informações.</w:t>
+      </w:r>
+    </w:p>
+    <w:p>
+      <w:pPr>
+        <w:spacing w:after="240" w:before="240" w:lineRule="auto"/>
+        <w:jc w:val="both"/>
+        <w:rPr/>
+      </w:pPr>
+      <w:r>
+        <w:rPr>
+          <w:rtl w:val="0"/>
+        </w:rPr>
+        <w:t xml:space="preserve">O escopo poderá ser ampliado durante a evolução do projeto, desde que novos requisitos sejam identificados, documentados e relacionados à matriz de rastreabilidade.</w:t>
+      </w:r>
+    </w:p>
+    <w:p>
+      <w:pPr>
+        <w:spacing w:after="240" w:before="240" w:lineRule="auto"/>
+        <w:jc w:val="both"/>
+        <w:rPr/>
+      </w:pPr>
+      <w:r>
+        <w:pict>
+          <v:rect style="width:0.0pt;height:1.5pt" o:hr="t" o:hrstd="t" o:hralign="center" fillcolor="#A0A0A0" stroked="f"/>
+        </w:pict>
+      </w:r>
+      <w:r>
+        <w:rPr>
+          <w:rtl w:val="0"/>
+        </w:rPr>
+      </w:r>
+    </w:p>
+    <w:p>
+      <w:pPr>
+        <w:pStyle w:val="Heading3"/>
+        <w:keepNext w:val="0"/>
+        <w:keepLines w:val="0"/>
+        <w:spacing w:before="280" w:lineRule="auto"/>
+        <w:jc w:val="both"/>
+        <w:rPr>
+          <w:b w:val="1"/>
+          <w:bCs w:val="1"/>
+          <w:color w:val="000000"/>
+          <w:sz w:val="26"/>
+          <w:szCs w:val="26"/>
+        </w:rPr>
+      </w:pPr>
+      <w:bookmarkStart w:colFirst="0" w:colLast="0" w:name="_zhzo0nnghaiq" w:id="3"/>
+      <w:bookmarkEnd w:id="3"/>
+      <w:r>
+        <w:rPr>
+          <w:b w:val="1"/>
+          <w:bCs w:val="1"/>
+          <w:color w:val="000000"/>
+          <w:sz w:val="26"/>
+          <w:szCs w:val="26"/>
+          <w:rtl w:val="0"/>
+        </w:rPr>
+        <w:t xml:space="preserve">3.3 Atores</w:t>
+      </w:r>
+    </w:p>
+    <w:p>
+      <w:pPr>
+        <w:spacing w:after="240" w:before="240" w:lineRule="auto"/>
+        <w:jc w:val="both"/>
+        <w:rPr/>
+      </w:pPr>
+      <w:r>
+        <w:rPr>
+          <w:rtl w:val="0"/>
+        </w:rPr>
+        <w:t xml:space="preserve">Os atores representam </w:t>
+      </w:r>
+      <w:r>
+        <w:rPr>
+          <w:b w:val="1"/>
+          <w:bCs w:val="1"/>
+          <w:rtl w:val="0"/>
+        </w:rPr>
+        <w:t xml:space="preserve">pessoas, sistemas ou fontes externas que participam do processo ou interagem com a plataforma</w:t>
+      </w:r>
+      <w:r>
+        <w:rPr>
+          <w:rtl w:val="0"/>
+        </w:rPr>
+        <w:t xml:space="preserve">.</w:t>
+      </w:r>
+    </w:p>
+    <w:tbl>
+      <w:tblPr>
+        <w:tblStyle w:val="Table1"/>
+        <w:tblW w:w="9025.511811023624" w:type="dxa"/>
+        <w:jc w:val="left"/>
+        <w:tblBorders>
+          <w:top w:color="000000" w:space="0" w:sz="4" w:val="single"/>
+          <w:left w:color="000000" w:space="0" w:sz="4" w:val="single"/>
+          <w:bottom w:color="000000" w:space="0" w:sz="4" w:val="single"/>
+          <w:right w:color="000000" w:space="0" w:sz="4" w:val="single"/>
+          <w:insideH w:color="000000" w:space="0" w:sz="4" w:val="single"/>
+          <w:insideV w:color="000000" w:space="0" w:sz="4" w:val="single"/>
+        </w:tblBorders>
+        <w:tblLayout w:type="fixed"/>
+        <w:tblLook w:val="0600"/>
+      </w:tblPr>
+      <w:tblGrid>
+        <w:gridCol w:w="725.6934416744234"/>
+        <w:gridCol w:w="1951.2022339060652"/>
+        <w:gridCol w:w="6348.616135443134"/>
+        <w:tblGridChange w:id="0">
+          <w:tblGrid>
+            <w:gridCol w:w="725.6934416744234"/>
+            <w:gridCol w:w="1951.2022339060652"/>
+            <w:gridCol w:w="6348.616135443134"/>
+          </w:tblGrid>
+        </w:tblGridChange>
+      </w:tblGrid>
+      <w:tr>
+        <w:trPr>
+          <w:cantSplit w:val="0"/>
+          <w:trHeight w:val="500" w:hRule="atLeast"/>
+          <w:tblHeader w:val="0"/>
+        </w:trPr>
+        <w:tc>
+          <w:tcPr>
+            <w:tcBorders>
+              <w:top w:color="000000" w:space="0" w:sz="4" w:val="single"/>
+              <w:left w:color="000000" w:space="0" w:sz="4" w:val="single"/>
+              <w:bottom w:color="000000" w:space="0" w:sz="4" w:val="single"/>
+              <w:right w:color="000000" w:space="0" w:sz="4" w:val="single"/>
+            </w:tcBorders>
+            <w:tcMar>
+              <w:top w:w="100.0" w:type="dxa"/>
+              <w:left w:w="100.0" w:type="dxa"/>
+              <w:bottom w:w="100.0" w:type="dxa"/>
+              <w:right w:w="100.0" w:type="dxa"/>
+            </w:tcMar>
+            <w:vAlign w:val="top"/>
+          </w:tcPr>
+          <w:p>
+            <w:pPr>
+              <w:spacing w:after="240" w:before="240" w:lineRule="auto"/>
+              <w:jc w:val="center"/>
+              <w:rPr/>
+            </w:pPr>
+            <w:r>
+              <w:rPr>
+                <w:b w:val="1"/>
+                <w:bCs w:val="1"/>
+                <w:rtl w:val="0"/>
+              </w:rPr>
+              <w:t xml:space="preserve">ID</w:t>
+            </w:r>
+            <w:r>
+              <w:rPr>
+                <w:rtl w:val="0"/>
+              </w:rPr>
+            </w:r>
+          </w:p>
+        </w:tc>
+        <w:tc>
+          <w:tcPr>
+            <w:tcBorders>
+              <w:top w:color="000000" w:space="0" w:sz="4" w:val="single"/>
+              <w:left w:color="000000" w:space="0" w:sz="4" w:val="single"/>
+              <w:bottom w:color="000000" w:space="0" w:sz="4" w:val="single"/>
+              <w:right w:color="000000" w:space="0" w:sz="4" w:val="single"/>
+            </w:tcBorders>
+            <w:tcMar>
+              <w:top w:w="100.0" w:type="dxa"/>
+              <w:left w:w="100.0" w:type="dxa"/>
+              <w:bottom w:w="100.0" w:type="dxa"/>
+              <w:right w:w="100.0" w:type="dxa"/>
+            </w:tcMar>
+            <w:vAlign w:val="top"/>
+          </w:tcPr>
+          <w:p>
+            <w:pPr>
+              <w:spacing w:after="240" w:before="240" w:lineRule="auto"/>
+              <w:jc w:val="center"/>
+              <w:rPr/>
+            </w:pPr>
+            <w:r>
+              <w:rPr>
+                <w:b w:val="1"/>
+                <w:bCs w:val="1"/>
+                <w:rtl w:val="0"/>
+              </w:rPr>
+              <w:t xml:space="preserve">Ator</w:t>
+            </w:r>
+            <w:r>
+              <w:rPr>
+                <w:rtl w:val="0"/>
+              </w:rPr>
+            </w:r>
+          </w:p>
+        </w:tc>
+        <w:tc>
+          <w:tcPr>
+            <w:tcBorders>
+              <w:top w:color="000000" w:space="0" w:sz="4" w:val="single"/>
+              <w:left w:color="000000" w:space="0" w:sz="4" w:val="single"/>
+              <w:bottom w:color="000000" w:space="0" w:sz="4" w:val="single"/>
+              <w:right w:color="000000" w:space="0" w:sz="4" w:val="single"/>
+            </w:tcBorders>
+            <w:tcMar>
+              <w:top w:w="100.0" w:type="dxa"/>
+              <w:left w:w="100.0" w:type="dxa"/>
+              <w:bottom w:w="100.0" w:type="dxa"/>
+              <w:right w:w="100.0" w:type="dxa"/>
+            </w:tcMar>
+            <w:vAlign w:val="top"/>
+          </w:tcPr>
+          <w:p>
+            <w:pPr>
+              <w:spacing w:after="240" w:before="240" w:lineRule="auto"/>
+              <w:jc w:val="center"/>
+              <w:rPr/>
+            </w:pPr>
+            <w:r>
+              <w:rPr>
+                <w:b w:val="1"/>
+                <w:bCs w:val="1"/>
+                <w:rtl w:val="0"/>
+              </w:rPr>
+              <w:t xml:space="preserve">Participação</w:t>
+            </w:r>
+            <w:r>
+              <w:rPr>
+                <w:rtl w:val="0"/>
+              </w:rPr>
+            </w:r>
+          </w:p>
+        </w:tc>
+      </w:tr>
+      <w:tr>
+        <w:trPr>
+          <w:cantSplit w:val="0"/>
+          <w:trHeight w:val="770" w:hRule="atLeast"/>
+          <w:tblHeader w:val="0"/>
+        </w:trPr>
+        <w:tc>
+          <w:tcPr>
+            <w:tcBorders>
+              <w:top w:color="000000" w:space="0" w:sz="4" w:val="single"/>
+              <w:left w:color="000000" w:space="0" w:sz="4" w:val="single"/>
+              <w:bottom w:color="000000" w:space="0" w:sz="4" w:val="single"/>
+              <w:right w:color="000000" w:space="0" w:sz="4" w:val="single"/>
+            </w:tcBorders>
+            <w:tcMar>
+              <w:top w:w="100.0" w:type="dxa"/>
+              <w:left w:w="100.0" w:type="dxa"/>
+              <w:bottom w:w="100.0" w:type="dxa"/>
+              <w:right w:w="100.0" w:type="dxa"/>
+            </w:tcMar>
+            <w:vAlign w:val="top"/>
+          </w:tcPr>
+          <w:p>
+            <w:pPr>
+              <w:spacing w:after="240" w:before="240" w:lineRule="auto"/>
+              <w:jc w:val="both"/>
+              <w:rPr/>
+            </w:pPr>
+            <w:r>
+              <w:rPr>
+                <w:b w:val="1"/>
+                <w:bCs w:val="1"/>
+                <w:rtl w:val="0"/>
+              </w:rPr>
+              <w:t xml:space="preserve">AT-01</w:t>
+            </w:r>
+            <w:r>
+              <w:rPr>
+                <w:rtl w:val="0"/>
+              </w:rPr>
+            </w:r>
+          </w:p>
+        </w:tc>
+        <w:tc>
+          <w:tcPr>
+            <w:tcBorders>
+              <w:top w:color="000000" w:space="0" w:sz="4" w:val="single"/>
+              <w:left w:color="000000" w:space="0" w:sz="4" w:val="single"/>
+              <w:bottom w:color="000000" w:space="0" w:sz="4" w:val="single"/>
+              <w:right w:color="000000" w:space="0" w:sz="4" w:val="single"/>
+            </w:tcBorders>
+            <w:tcMar>
+              <w:top w:w="100.0" w:type="dxa"/>
+              <w:left w:w="100.0" w:type="dxa"/>
+              <w:bottom w:w="100.0" w:type="dxa"/>
+              <w:right w:w="100.0" w:type="dxa"/>
+            </w:tcMar>
+            <w:vAlign w:val="top"/>
+          </w:tcPr>
+          <w:p>
+            <w:pPr>
+              <w:spacing w:after="240" w:before="240" w:lineRule="auto"/>
+              <w:jc w:val="both"/>
+              <w:rPr/>
+            </w:pPr>
+            <w:r>
+              <w:rPr>
+                <w:b w:val="1"/>
+                <w:bCs w:val="1"/>
+                <w:rtl w:val="0"/>
+              </w:rPr>
+              <w:t xml:space="preserve">Fonte de Dados / API</w:t>
+            </w:r>
+            <w:r>
+              <w:rPr>
+                <w:rtl w:val="0"/>
+              </w:rPr>
+            </w:r>
+          </w:p>
+        </w:tc>
+        <w:tc>
+          <w:tcPr>
+            <w:tcBorders>
+              <w:top w:color="000000" w:space="0" w:sz="4" w:val="single"/>
+              <w:left w:color="000000" w:space="0" w:sz="4" w:val="single"/>
+              <w:bottom w:color="000000" w:space="0" w:sz="4" w:val="single"/>
+              <w:right w:color="000000" w:space="0" w:sz="4" w:val="single"/>
+            </w:tcBorders>
+            <w:tcMar>
+              <w:top w:w="100.0" w:type="dxa"/>
+              <w:left w:w="100.0" w:type="dxa"/>
+              <w:bottom w:w="100.0" w:type="dxa"/>
+              <w:right w:w="100.0" w:type="dxa"/>
+            </w:tcMar>
+            <w:vAlign w:val="top"/>
+          </w:tcPr>
+          <w:p>
+            <w:pPr>
+              <w:spacing w:after="240" w:before="240" w:lineRule="auto"/>
+              <w:jc w:val="both"/>
+              <w:rPr/>
+            </w:pPr>
+            <w:r>
+              <w:rPr>
+                <w:rtl w:val="0"/>
+              </w:rPr>
+              <w:t xml:space="preserve">Disponibiliza os dados de futebol que serão recebidos pela plataforma.</w:t>
+            </w:r>
+          </w:p>
+        </w:tc>
+      </w:tr>
+      <w:tr>
+        <w:trPr>
+          <w:cantSplit w:val="0"/>
+          <w:trHeight w:val="770" w:hRule="atLeast"/>
+          <w:tblHeader w:val="0"/>
+        </w:trPr>
+        <w:tc>
+          <w:tcPr>
+            <w:tcBorders>
+              <w:top w:color="000000" w:space="0" w:sz="4" w:val="single"/>
+              <w:left w:color="000000" w:space="0" w:sz="4" w:val="single"/>
+              <w:bottom w:color="000000" w:space="0" w:sz="4" w:val="single"/>
+              <w:right w:color="000000" w:space="0" w:sz="4" w:val="single"/>
+            </w:tcBorders>
+            <w:tcMar>
+              <w:top w:w="100.0" w:type="dxa"/>
+              <w:left w:w="100.0" w:type="dxa"/>
+              <w:bottom w:w="100.0" w:type="dxa"/>
+              <w:right w:w="100.0" w:type="dxa"/>
+            </w:tcMar>
+            <w:vAlign w:val="top"/>
+          </w:tcPr>
+          <w:p>
+            <w:pPr>
+              <w:spacing w:after="240" w:before="240" w:lineRule="auto"/>
+              <w:jc w:val="both"/>
+              <w:rPr/>
+            </w:pPr>
+            <w:r>
+              <w:rPr>
+                <w:b w:val="1"/>
+                <w:bCs w:val="1"/>
+                <w:rtl w:val="0"/>
+              </w:rPr>
+              <w:t xml:space="preserve">AT-02</w:t>
+            </w:r>
+            <w:r>
+              <w:rPr>
+                <w:rtl w:val="0"/>
+              </w:rPr>
+            </w:r>
+          </w:p>
+        </w:tc>
+        <w:tc>
+          <w:tcPr>
+            <w:tcBorders>
+              <w:top w:color="000000" w:space="0" w:sz="4" w:val="single"/>
+              <w:left w:color="000000" w:space="0" w:sz="4" w:val="single"/>
+              <w:bottom w:color="000000" w:space="0" w:sz="4" w:val="single"/>
+              <w:right w:color="000000" w:space="0" w:sz="4" w:val="single"/>
+            </w:tcBorders>
+            <w:tcMar>
+              <w:top w:w="100.0" w:type="dxa"/>
+              <w:left w:w="100.0" w:type="dxa"/>
+              <w:bottom w:w="100.0" w:type="dxa"/>
+              <w:right w:w="100.0" w:type="dxa"/>
+            </w:tcMar>
+            <w:vAlign w:val="top"/>
+          </w:tcPr>
+          <w:p>
+            <w:pPr>
+              <w:spacing w:after="240" w:before="240" w:lineRule="auto"/>
+              <w:jc w:val="both"/>
+              <w:rPr/>
+            </w:pPr>
+            <w:r>
+              <w:rPr>
+                <w:b w:val="1"/>
+                <w:bCs w:val="1"/>
+                <w:rtl w:val="0"/>
+              </w:rPr>
+              <w:t xml:space="preserve">Engenheiro de Dados</w:t>
+            </w:r>
+            <w:r>
+              <w:rPr>
+                <w:rtl w:val="0"/>
+              </w:rPr>
+            </w:r>
+          </w:p>
+        </w:tc>
+        <w:tc>
+          <w:tcPr>
+            <w:tcBorders>
+              <w:top w:color="000000" w:space="0" w:sz="4" w:val="single"/>
+              <w:left w:color="000000" w:space="0" w:sz="4" w:val="single"/>
+              <w:bottom w:color="000000" w:space="0" w:sz="4" w:val="single"/>
+              <w:right w:color="000000" w:space="0" w:sz="4" w:val="single"/>
+            </w:tcBorders>
+            <w:tcMar>
+              <w:top w:w="100.0" w:type="dxa"/>
+              <w:left w:w="100.0" w:type="dxa"/>
+              <w:bottom w:w="100.0" w:type="dxa"/>
+              <w:right w:w="100.0" w:type="dxa"/>
+            </w:tcMar>
+            <w:vAlign w:val="top"/>
+          </w:tcPr>
+          <w:p>
+            <w:pPr>
+              <w:spacing w:after="240" w:before="240" w:lineRule="auto"/>
+              <w:jc w:val="both"/>
+              <w:rPr/>
+            </w:pPr>
+            <w:r>
+              <w:rPr>
+                <w:rtl w:val="0"/>
+              </w:rPr>
+              <w:t xml:space="preserve">Responsável pela ingestão, tratamento, validação, modelagem e organização dos dados.</w:t>
+            </w:r>
+          </w:p>
+        </w:tc>
+      </w:tr>
+      <w:tr>
+        <w:trPr>
+          <w:cantSplit w:val="0"/>
+          <w:trHeight w:val="770" w:hRule="atLeast"/>
+          <w:tblHeader w:val="0"/>
+        </w:trPr>
+        <w:tc>
+          <w:tcPr>
+            <w:tcBorders>
+              <w:top w:color="000000" w:space="0" w:sz="4" w:val="single"/>
+              <w:left w:color="000000" w:space="0" w:sz="4" w:val="single"/>
+              <w:bottom w:color="000000" w:space="0" w:sz="4" w:val="single"/>
+              <w:right w:color="000000" w:space="0" w:sz="4" w:val="single"/>
+            </w:tcBorders>
+            <w:tcMar>
+              <w:top w:w="100.0" w:type="dxa"/>
+              <w:left w:w="100.0" w:type="dxa"/>
+              <w:bottom w:w="100.0" w:type="dxa"/>
+              <w:right w:w="100.0" w:type="dxa"/>
+            </w:tcMar>
+            <w:vAlign w:val="top"/>
+          </w:tcPr>
+          <w:p>
+            <w:pPr>
+              <w:spacing w:after="240" w:before="240" w:lineRule="auto"/>
+              <w:jc w:val="both"/>
+              <w:rPr/>
+            </w:pPr>
+            <w:r>
+              <w:rPr>
+                <w:b w:val="1"/>
+                <w:bCs w:val="1"/>
+                <w:rtl w:val="0"/>
+              </w:rPr>
+              <w:t xml:space="preserve">AT-03</w:t>
+            </w:r>
+            <w:r>
+              <w:rPr>
+                <w:rtl w:val="0"/>
+              </w:rPr>
+            </w:r>
+          </w:p>
+        </w:tc>
+        <w:tc>
+          <w:tcPr>
+            <w:tcBorders>
+              <w:top w:color="000000" w:space="0" w:sz="4" w:val="single"/>
+              <w:left w:color="000000" w:space="0" w:sz="4" w:val="single"/>
+              <w:bottom w:color="000000" w:space="0" w:sz="4" w:val="single"/>
+              <w:right w:color="000000" w:space="0" w:sz="4" w:val="single"/>
+            </w:tcBorders>
+            <w:tcMar>
+              <w:top w:w="100.0" w:type="dxa"/>
+              <w:left w:w="100.0" w:type="dxa"/>
+              <w:bottom w:w="100.0" w:type="dxa"/>
+              <w:right w:w="100.0" w:type="dxa"/>
+            </w:tcMar>
+            <w:vAlign w:val="top"/>
+          </w:tcPr>
+          <w:p>
+            <w:pPr>
+              <w:spacing w:after="240" w:before="240" w:lineRule="auto"/>
+              <w:jc w:val="both"/>
+              <w:rPr/>
+            </w:pPr>
+            <w:r>
+              <w:rPr>
+                <w:b w:val="1"/>
+                <w:bCs w:val="1"/>
+                <w:rtl w:val="0"/>
+              </w:rPr>
+              <w:t xml:space="preserve">Analista / Usuário</w:t>
+            </w:r>
+            <w:r>
+              <w:rPr>
+                <w:rtl w:val="0"/>
+              </w:rPr>
+            </w:r>
+          </w:p>
+        </w:tc>
+        <w:tc>
+          <w:tcPr>
+            <w:tcBorders>
+              <w:top w:color="000000" w:space="0" w:sz="4" w:val="single"/>
+              <w:left w:color="000000" w:space="0" w:sz="4" w:val="single"/>
+              <w:bottom w:color="000000" w:space="0" w:sz="4" w:val="single"/>
+              <w:right w:color="000000" w:space="0" w:sz="4" w:val="single"/>
+            </w:tcBorders>
+            <w:tcMar>
+              <w:top w:w="100.0" w:type="dxa"/>
+              <w:left w:w="100.0" w:type="dxa"/>
+              <w:bottom w:w="100.0" w:type="dxa"/>
+              <w:right w:w="100.0" w:type="dxa"/>
+            </w:tcMar>
+            <w:vAlign w:val="top"/>
+          </w:tcPr>
+          <w:p>
+            <w:pPr>
+              <w:spacing w:after="240" w:before="240" w:lineRule="auto"/>
+              <w:jc w:val="both"/>
+              <w:rPr/>
+            </w:pPr>
+            <w:r>
+              <w:rPr>
+                <w:rtl w:val="0"/>
+              </w:rPr>
+              <w:t xml:space="preserve">Utiliza os dados e indicadores disponibilizados para realizar consultas e análises.</w:t>
+            </w:r>
+          </w:p>
+        </w:tc>
+      </w:tr>
+      <w:tr>
+        <w:trPr>
+          <w:cantSplit w:val="0"/>
+          <w:trHeight w:val="770" w:hRule="atLeast"/>
+          <w:tblHeader w:val="0"/>
+        </w:trPr>
+        <w:tc>
+          <w:tcPr>
+            <w:tcBorders>
+              <w:top w:color="000000" w:space="0" w:sz="4" w:val="single"/>
+              <w:left w:color="000000" w:space="0" w:sz="4" w:val="single"/>
+              <w:bottom w:color="000000" w:space="0" w:sz="4" w:val="single"/>
+              <w:right w:color="000000" w:space="0" w:sz="4" w:val="single"/>
+            </w:tcBorders>
+            <w:tcMar>
+              <w:top w:w="100.0" w:type="dxa"/>
+              <w:left w:w="100.0" w:type="dxa"/>
+              <w:bottom w:w="100.0" w:type="dxa"/>
+              <w:right w:w="100.0" w:type="dxa"/>
+            </w:tcMar>
+            <w:vAlign w:val="top"/>
+          </w:tcPr>
+          <w:p>
+            <w:pPr>
+              <w:spacing w:after="240" w:before="240" w:lineRule="auto"/>
+              <w:jc w:val="both"/>
+              <w:rPr/>
+            </w:pPr>
+            <w:r>
+              <w:rPr>
+                <w:b w:val="1"/>
+                <w:bCs w:val="1"/>
+                <w:rtl w:val="0"/>
+              </w:rPr>
+              <w:t xml:space="preserve">AT-04</w:t>
+            </w:r>
+            <w:r>
+              <w:rPr>
+                <w:rtl w:val="0"/>
+              </w:rPr>
+            </w:r>
+          </w:p>
+        </w:tc>
+        <w:tc>
+          <w:tcPr>
+            <w:tcBorders>
+              <w:top w:color="000000" w:space="0" w:sz="4" w:val="single"/>
+              <w:left w:color="000000" w:space="0" w:sz="4" w:val="single"/>
+              <w:bottom w:color="000000" w:space="0" w:sz="4" w:val="single"/>
+              <w:right w:color="000000" w:space="0" w:sz="4" w:val="single"/>
+            </w:tcBorders>
+            <w:tcMar>
+              <w:top w:w="100.0" w:type="dxa"/>
+              <w:left w:w="100.0" w:type="dxa"/>
+              <w:bottom w:w="100.0" w:type="dxa"/>
+              <w:right w:w="100.0" w:type="dxa"/>
+            </w:tcMar>
+            <w:vAlign w:val="top"/>
+          </w:tcPr>
+          <w:p>
+            <w:pPr>
+              <w:spacing w:after="240" w:before="240" w:lineRule="auto"/>
+              <w:jc w:val="both"/>
+              <w:rPr/>
+            </w:pPr>
+            <w:r>
+              <w:rPr>
+                <w:b w:val="1"/>
+                <w:bCs w:val="1"/>
+                <w:rtl w:val="0"/>
+              </w:rPr>
+              <w:t xml:space="preserve">Power BI</w:t>
+            </w:r>
+            <w:r>
+              <w:rPr>
+                <w:rtl w:val="0"/>
+              </w:rPr>
+            </w:r>
+          </w:p>
+        </w:tc>
+        <w:tc>
+          <w:tcPr>
+            <w:tcBorders>
+              <w:top w:color="000000" w:space="0" w:sz="4" w:val="single"/>
+              <w:left w:color="000000" w:space="0" w:sz="4" w:val="single"/>
+              <w:bottom w:color="000000" w:space="0" w:sz="4" w:val="single"/>
+              <w:right w:color="000000" w:space="0" w:sz="4" w:val="single"/>
+            </w:tcBorders>
+            <w:tcMar>
+              <w:top w:w="100.0" w:type="dxa"/>
+              <w:left w:w="100.0" w:type="dxa"/>
+              <w:bottom w:w="100.0" w:type="dxa"/>
+              <w:right w:w="100.0" w:type="dxa"/>
+            </w:tcMar>
+            <w:vAlign w:val="top"/>
+          </w:tcPr>
+          <w:p>
+            <w:pPr>
+              <w:spacing w:after="240" w:before="240" w:lineRule="auto"/>
+              <w:jc w:val="both"/>
+              <w:rPr/>
+            </w:pPr>
+            <w:r>
+              <w:rPr>
+                <w:rtl w:val="0"/>
+              </w:rPr>
+              <w:t xml:space="preserve">Consome a camada analítica e apresenta os dados por meio de indicadores, análises e dashboards.</w:t>
+            </w:r>
+          </w:p>
+        </w:tc>
+      </w:tr>
+    </w:tbl>
+    <w:p>
+      <w:pPr>
+        <w:spacing w:after="240" w:before="240" w:lineRule="auto"/>
+        <w:jc w:val="both"/>
+        <w:rPr/>
+      </w:pPr>
+      <w:r>
+        <w:rPr>
+          <w:b w:val="1"/>
+          <w:bCs w:val="1"/>
+          <w:rtl w:val="0"/>
+        </w:rPr>
+        <w:t xml:space="preserve">Observação:</w:t>
+      </w:r>
+      <w:r>
+        <w:rPr>
+          <w:rtl w:val="0"/>
+        </w:rPr>
+        <w:t xml:space="preserve"> esses atores são uma definição inicial. Conforme avançarmos para os </w:t>
+      </w:r>
+      <w:r>
+        <w:rPr>
+          <w:b w:val="1"/>
+          <w:bCs w:val="1"/>
+          <w:rtl w:val="0"/>
+        </w:rPr>
+        <w:t xml:space="preserve">Use Cases e para a arquitetura</w:t>
+      </w:r>
+      <w:r>
+        <w:rPr>
+          <w:rtl w:val="0"/>
+        </w:rPr>
+        <w:t xml:space="preserve">, poderemos identificar novos atores ou dividir responsabilidades de forma mais específica</w:t>
+      </w:r>
+    </w:p>
+    <w:p>
+      <w:pPr>
+        <w:spacing w:after="240" w:before="240" w:lineRule="auto"/>
+        <w:jc w:val="both"/>
+        <w:rPr/>
+      </w:pPr>
+      <w:r>
+        <w:rPr>
+          <w:rtl w:val="0"/>
+        </w:rPr>
       </w:r>
     </w:p>
     <w:p>
@@ -198,7 +1360,121 @@
 </file>
 
 <file path=word/numbering.xml><?xml version="1.0" encoding="utf-8"?>
-<w:numbering xmlns:mc="http://schemas.openxmlformats.org/markup-compatibility/2006" xmlns:o="urn:schemas-microsoft-com:office:office" xmlns:r="http://schemas.openxmlformats.org/officeDocument/2006/relationships" xmlns:m="http://schemas.openxmlformats.org/officeDocument/2006/math" xmlns:v="urn:schemas-microsoft-com:vml" xmlns:wp="http://schemas.openxmlformats.org/drawingml/2006/wordprocessingDrawing" xmlns:w10="urn:schemas-microsoft-com:office:word" xmlns:w="http://schemas.openxmlformats.org/wordprocessingml/2006/main" xmlns:wne="http://schemas.microsoft.com/office/word/2006/wordml" xmlns:sl="http://schemas.openxmlformats.org/schemaLibrary/2006/main" xmlns:a="http://schemas.openxmlformats.org/drawingml/2006/main" xmlns:pic="http://schemas.openxmlformats.org/drawingml/2006/picture" xmlns:c="http://schemas.openxmlformats.org/drawingml/2006/chart" xmlns:lc="http://schemas.openxmlformats.org/drawingml/2006/lockedCanvas" xmlns:dgm="http://schemas.openxmlformats.org/drawingml/2006/diagram" xmlns:wps="http://schemas.microsoft.com/office/word/2010/wordprocessingShape" xmlns:wpg="http://schemas.microsoft.com/office/word/2010/wordprocessingGroup" xmlns:w14="http://schemas.microsoft.com/office/word/2010/wordml" xmlns:w15="http://schemas.microsoft.com/office/word/2012/wordml" xmlns:w16="http://schemas.microsoft.com/office/word/2018/wordml" xmlns:w16cex="http://schemas.microsoft.com/office/word/2018/wordml/cex" xmlns:w16cid="http://schemas.microsoft.com/office/word/2016/wordml/cid" xmlns="http://schemas.microsoft.com/office/tasks/2019/documenttasks" xmlns:cr="http://schemas.microsoft.com/office/comments/2020/reactions"/>
+<w:numbering xmlns:mc="http://schemas.openxmlformats.org/markup-compatibility/2006" xmlns:o="urn:schemas-microsoft-com:office:office" xmlns:r="http://schemas.openxmlformats.org/officeDocument/2006/relationships" xmlns:m="http://schemas.openxmlformats.org/officeDocument/2006/math" xmlns:v="urn:schemas-microsoft-com:vml" xmlns:wp="http://schemas.openxmlformats.org/drawingml/2006/wordprocessingDrawing" xmlns:w10="urn:schemas-microsoft-com:office:word" xmlns:w="http://schemas.openxmlformats.org/wordprocessingml/2006/main" xmlns:wne="http://schemas.microsoft.com/office/word/2006/wordml" xmlns:sl="http://schemas.openxmlformats.org/schemaLibrary/2006/main" xmlns:a="http://schemas.openxmlformats.org/drawingml/2006/main" xmlns:pic="http://schemas.openxmlformats.org/drawingml/2006/picture" xmlns:c="http://schemas.openxmlformats.org/drawingml/2006/chart" xmlns:lc="http://schemas.openxmlformats.org/drawingml/2006/lockedCanvas" xmlns:dgm="http://schemas.openxmlformats.org/drawingml/2006/diagram" xmlns:wps="http://schemas.microsoft.com/office/word/2010/wordprocessingShape" xmlns:wpg="http://schemas.microsoft.com/office/word/2010/wordprocessingGroup" xmlns:w14="http://schemas.microsoft.com/office/word/2010/wordml" xmlns:w15="http://schemas.microsoft.com/office/word/2012/wordml" xmlns:w16="http://schemas.microsoft.com/office/word/2018/wordml" xmlns:w16cex="http://schemas.microsoft.com/office/word/2018/wordml/cex" xmlns:w16cid="http://schemas.microsoft.com/office/word/2016/wordml/cid" xmlns="http://schemas.microsoft.com/office/tasks/2019/documenttasks" xmlns:cr="http://schemas.microsoft.com/office/comments/2020/reactions">
+  <w:abstractNum w:abstractNumId="1">
+    <w:lvl w:ilvl="0">
+      <w:start w:val="1"/>
+      <w:numFmt w:val="bullet"/>
+      <w:lvlText w:val="●"/>
+      <w:lvlJc w:val="left"/>
+      <w:pPr>
+        <w:ind w:left="720" w:hanging="360"/>
+      </w:pPr>
+      <w:rPr>
+        <w:u w:val="none"/>
+      </w:rPr>
+    </w:lvl>
+    <w:lvl w:ilvl="1">
+      <w:start w:val="1"/>
+      <w:numFmt w:val="bullet"/>
+      <w:lvlText w:val="○"/>
+      <w:lvlJc w:val="left"/>
+      <w:pPr>
+        <w:ind w:left="1440" w:hanging="360"/>
+      </w:pPr>
+      <w:rPr>
+        <w:u w:val="none"/>
+      </w:rPr>
+    </w:lvl>
+    <w:lvl w:ilvl="2">
+      <w:start w:val="1"/>
+      <w:numFmt w:val="bullet"/>
+      <w:lvlText w:val="■"/>
+      <w:lvlJc w:val="left"/>
+      <w:pPr>
+        <w:ind w:left="2160" w:hanging="360"/>
+      </w:pPr>
+      <w:rPr>
+        <w:u w:val="none"/>
+      </w:rPr>
+    </w:lvl>
+    <w:lvl w:ilvl="3">
+      <w:start w:val="1"/>
+      <w:numFmt w:val="bullet"/>
+      <w:lvlText w:val="●"/>
+      <w:lvlJc w:val="left"/>
+      <w:pPr>
+        <w:ind w:left="2880" w:hanging="360"/>
+      </w:pPr>
+      <w:rPr>
+        <w:u w:val="none"/>
+      </w:rPr>
+    </w:lvl>
+    <w:lvl w:ilvl="4">
+      <w:start w:val="1"/>
+      <w:numFmt w:val="bullet"/>
+      <w:lvlText w:val="○"/>
+      <w:lvlJc w:val="left"/>
+      <w:pPr>
+        <w:ind w:left="3600" w:hanging="360"/>
+      </w:pPr>
+      <w:rPr>
+        <w:u w:val="none"/>
+      </w:rPr>
+    </w:lvl>
+    <w:lvl w:ilvl="5">
+      <w:start w:val="1"/>
+      <w:numFmt w:val="bullet"/>
+      <w:lvlText w:val="■"/>
+      <w:lvlJc w:val="left"/>
+      <w:pPr>
+        <w:ind w:left="4320" w:hanging="360"/>
+      </w:pPr>
+      <w:rPr>
+        <w:u w:val="none"/>
+      </w:rPr>
+    </w:lvl>
+    <w:lvl w:ilvl="6">
+      <w:start w:val="1"/>
+      <w:numFmt w:val="bullet"/>
+      <w:lvlText w:val="●"/>
+      <w:lvlJc w:val="left"/>
+      <w:pPr>
+        <w:ind w:left="5040" w:hanging="360"/>
+      </w:pPr>
+      <w:rPr>
+        <w:u w:val="none"/>
+      </w:rPr>
+    </w:lvl>
+    <w:lvl w:ilvl="7">
+      <w:start w:val="1"/>
+      <w:numFmt w:val="bullet"/>
+      <w:lvlText w:val="○"/>
+      <w:lvlJc w:val="left"/>
+      <w:pPr>
+        <w:ind w:left="5760" w:hanging="360"/>
+      </w:pPr>
+      <w:rPr>
+        <w:u w:val="none"/>
+      </w:rPr>
+    </w:lvl>
+    <w:lvl w:ilvl="8">
+      <w:start w:val="1"/>
+      <w:numFmt w:val="bullet"/>
+      <w:lvlText w:val="■"/>
+      <w:lvlJc w:val="left"/>
+      <w:pPr>
+        <w:ind w:left="6480" w:hanging="360"/>
+      </w:pPr>
+      <w:rPr>
+        <w:u w:val="none"/>
+      </w:rPr>
+    </w:lvl>
+  </w:abstractNum>
+  <w:num w:numId="1">
+    <w:abstractNumId w:val="1"/>
+  </w:num>
+</w:numbering>
 </file>
 
 <file path=word/styles.xml><?xml version="1.0" encoding="utf-8"?>
@@ -365,6 +1641,50 @@
       <w:sz w:val="30"/>
       <w:szCs w:val="30"/>
     </w:rPr>
+  </w:style>
+  <w:style w:type="table" w:styleId="Table1">
+    <w:basedOn w:val="TableNormal"/>
+    <w:tblPr>
+      <w:tblStyleRowBandSize w:val="1"/>
+      <w:tblStyleColBandSize w:val="1"/>
+      <w:tblCellMar/>
+    </w:tblPr>
+    <w:tblStylePr w:type="band1Horz">
+      <w:tcPr/>
+    </w:tblStylePr>
+    <w:tblStylePr w:type="band1Vert">
+      <w:tcPr/>
+    </w:tblStylePr>
+    <w:tblStylePr w:type="band2Horz">
+      <w:tcPr/>
+    </w:tblStylePr>
+    <w:tblStylePr w:type="band2Vert">
+      <w:tcPr/>
+    </w:tblStylePr>
+    <w:tblStylePr w:type="firstCol">
+      <w:tcPr/>
+    </w:tblStylePr>
+    <w:tblStylePr w:type="firstRow">
+      <w:tcPr/>
+    </w:tblStylePr>
+    <w:tblStylePr w:type="lastCol">
+      <w:tcPr/>
+    </w:tblStylePr>
+    <w:tblStylePr w:type="lastRow">
+      <w:tcPr/>
+    </w:tblStylePr>
+    <w:tblStylePr w:type="neCell">
+      <w:tcPr/>
+    </w:tblStylePr>
+    <w:tblStylePr w:type="nwCell">
+      <w:tcPr/>
+    </w:tblStylePr>
+    <w:tblStylePr w:type="seCell">
+      <w:tcPr/>
+    </w:tblStylePr>
+    <w:tblStylePr w:type="swCell">
+      <w:tcPr/>
+    </w:tblStylePr>
   </w:style>
 </w:styles>
 </file>
